--- a/yh/project/20260407/customOrder/九阳2.docx
+++ b/yh/project/20260407/customOrder/九阳2.docx
@@ -324,8 +324,10 @@
                 <w:vertAlign w:val="baseline"/>
                 <w:lang w:val="en-US" w:eastAsia="zh-CN"/>
               </w:rPr>
-              <w:t>九阳</w:t>
-            </w:r>
+              <w:t>九阳2</w:t>
+            </w:r>
+            <w:bookmarkStart w:id="0" w:name="_GoBack"/>
+            <w:bookmarkEnd w:id="0"/>
           </w:p>
         </w:tc>
         <w:tc>
@@ -457,19 +459,7 @@
                 <w:vertAlign w:val="baseline"/>
                 <w:lang w:val="en-US" w:eastAsia="zh-CN"/>
               </w:rPr>
-              <w:t>9</w:t>
-            </w:r>
-            <w:bookmarkStart w:id="0" w:name="_GoBack"/>
-            <w:bookmarkEnd w:id="0"/>
-            <w:r>
-              <w:rPr>
-                <w:rFonts w:hint="eastAsia"/>
-                <w:sz w:val="24"/>
-                <w:szCs w:val="32"/>
-                <w:vertAlign w:val="baseline"/>
-                <w:lang w:val="en-US" w:eastAsia="zh-CN"/>
-              </w:rPr>
-              <w:t>000万元</w:t>
+              <w:t>2000万元</w:t>
             </w:r>
           </w:p>
         </w:tc>
@@ -1257,7 +1247,7 @@
     <w:lsdException w:unhideWhenUsed="0" w:uiPriority="0" w:semiHidden="0" w:name="HTML Sample"/>
     <w:lsdException w:unhideWhenUsed="0" w:uiPriority="0" w:semiHidden="0" w:name="HTML Typewriter"/>
     <w:lsdException w:unhideWhenUsed="0" w:uiPriority="0" w:semiHidden="0" w:name="HTML Variable"/>
-    <w:lsdException w:unhideWhenUsed="0" w:uiPriority="0" w:name="Normal Table"/>
+    <w:lsdException w:qFormat="1" w:unhideWhenUsed="0" w:uiPriority="0" w:name="Normal Table"/>
     <w:lsdException w:unhideWhenUsed="0" w:uiPriority="0" w:semiHidden="0" w:name="annotation subject"/>
     <w:lsdException w:unhideWhenUsed="0" w:uiPriority="0" w:semiHidden="0" w:name="Table Simple 1"/>
     <w:lsdException w:unhideWhenUsed="0" w:uiPriority="0" w:semiHidden="0" w:name="Table Simple 2"/>
@@ -1427,6 +1417,7 @@
   <w:style w:type="table" w:default="1" w:styleId="2">
     <w:name w:val="Normal Table"/>
     <w:semiHidden/>
+    <w:qFormat/>
     <w:uiPriority w:val="0"/>
     <w:tblPr>
       <w:tblCellMar>
